--- a/V2_Cutover_Plan_2026-05-28.docx
+++ b/V2_Cutover_Plan_2026-05-28.docx
@@ -2006,13 +2006,31 @@
           <w:b/>
           <w:bCs/>
         </w:rPr>
-        <w:t xml:space="preserve">Vendor-side token packs (5 tiers at baseline ₱250/token):</w:t>
-      </w:r>
-      <w:r>
-        <w:t xml:space="preserve"> </w:t>
-      </w:r>
-      <w:r>
-        <w:t xml:space="preserve">4 tokens ₱1,000 · 10 tokens ₱2,400 · 25 tokens ₱5,500 · 50 tokens ₱10,000 · 100 tokens ₱18,000.</w:t>
+        <w:t xml:space="preserve">Vendor-side token packs (₱100/token flat · sizes 4/10/25/50/100 · no discount — bulk earns bonus tokens on top):</w:t>
+      </w:r>
+      <w:r>
+        <w:t xml:space="preserve"> </w:t>
+      </w:r>
+      <w:r>
+        <w:t xml:space="preserve">superseded the ₱250-baseline ladder 2026-06-04 (</w:t>
+      </w:r>
+      <w:r>
+        <w:t xml:space="preserve">“no more 250”</w:t>
+      </w:r>
+      <w:r>
+        <w:t xml:space="preserve">), see</w:t>
+      </w:r>
+      <w:r>
+        <w:t xml:space="preserve"> </w:t>
+      </w:r>
+      <w:r>
+        <w:rPr>
+          <w:rStyle w:val="VerbatimChar"/>
+        </w:rPr>
+        <w:t xml:space="preserve">Price_Reconciliation_2026-06-04.md</w:t>
+      </w:r>
+      <w:r>
+        <w:t xml:space="preserve">.</w:t>
       </w:r>
     </w:p>
     <w:p>
@@ -3175,7 +3193,48 @@
         <w:t xml:space="preserve"> </w:t>
       </w:r>
       <w:r>
-        <w:t xml:space="preserve">tables · 3-tier brief valuation (Tier 1 ₱&lt;20k = 1 token · Tier 2 ₱20k-₱100k = 3 tokens · Tier 3 ₱100k+ destination = 5-8 tokens sliding) · couple brief-authoring surface at</w:t>
+        <w:t xml:space="preserve">tables · region-weighted token burn to answer (1–3 tokens = ₱100/₱200/₱300, ₱300 ceiling · banded by the wedding region’s</w:t>
+      </w:r>
+      <w:r>
+        <w:t xml:space="preserve"> </w:t>
+      </w:r>
+      <w:r>
+        <w:rPr>
+          <w:b/>
+          <w:bCs/>
+        </w:rPr>
+        <w:t xml:space="preserve">minimum wage</w:t>
+      </w:r>
+      <w:r>
+        <w:t xml:space="preserve">: low-wage 1 · hubs 2 · NCR/CALABARZON/C.Luzon 3 · keyed to the wedding’s region,</w:t>
+      </w:r>
+      <w:r>
+        <w:t xml:space="preserve"> </w:t>
+      </w:r>
+      <w:r>
+        <w:rPr>
+          <w:b/>
+          <w:bCs/>
+        </w:rPr>
+        <w:t xml:space="preserve">never by booking size</w:t>
+      </w:r>
+      <w:r>
+        <w:t xml:space="preserve"> </w:t>
+      </w:r>
+      <w:r>
+        <w:t xml:space="preserve">· repriced 2026-06-05 from 3‑4‑5‑6, see</w:t>
+      </w:r>
+      <w:r>
+        <w:t xml:space="preserve"> </w:t>
+      </w:r>
+      <w:r>
+        <w:rPr>
+          <w:rStyle w:val="VerbatimChar"/>
+        </w:rPr>
+        <w:t xml:space="preserve">Token_Economy_Flow_Map_2026-06-01.html</w:t>
+      </w:r>
+      <w:r>
+        <w:t xml:space="preserve">) · couple brief-authoring surface at</w:t>
       </w:r>
       <w:r>
         <w:t xml:space="preserve"> </w:t>
@@ -3220,7 +3279,22 @@
         <w:t xml:space="preserve"> </w:t>
       </w:r>
       <w:r>
-        <w:t xml:space="preserve">atomic on bid submission · admin moderation queue (per 0023 § 6 Disputes pattern) · RLS (vendor reads briefs in their canonical_service coverage · couples read own · admin reads all). High-valuation brief token sink drains excess vendor balances per blueprint Part 2 § 2.</w:t>
+        <w:t xml:space="preserve">atomic on bid submission · admin moderation queue (per 0023 § 6 Disputes pattern) · RLS (vendor reads briefs in their canonical_service coverage · couples read own · admin reads all).</w:t>
+      </w:r>
+      <w:r>
+        <w:t xml:space="preserve"> </w:t>
+      </w:r>
+      <w:r>
+        <w:rPr>
+          <w:strike/>
+        </w:rPr>
+        <w:t xml:space="preserve">High-valuation brief token sink drains excess vendor balances</w:t>
+      </w:r>
+      <w:r>
+        <w:t xml:space="preserve"> </w:t>
+      </w:r>
+      <w:r>
+        <w:t xml:space="preserve">— retired with the by-booking-value model (2026-06-03); the burn is now region-weighted, flat within a band.</w:t>
       </w:r>
     </w:p>
     <w:p>
@@ -3883,6 +3957,54 @@
       </w:r>
     </w:p>
     <w:p>
+      <w:pPr>
+        <w:pStyle w:val="BlockText"/>
+      </w:pPr>
+      <w:r>
+        <w:rPr>
+          <w:b/>
+          <w:bCs/>
+        </w:rPr>
+        <w:t xml:space="preserve">Gate before announcing public piloting:</w:t>
+      </w:r>
+      <w:r>
+        <w:t xml:space="preserve"> </w:t>
+      </w:r>
+      <w:r>
+        <w:t xml:space="preserve">run</w:t>
+      </w:r>
+      <w:r>
+        <w:t xml:space="preserve"> </w:t>
+      </w:r>
+      <w:r>
+        <w:rPr>
+          <w:rStyle w:val="VerbatimChar"/>
+        </w:rPr>
+        <w:t xml:space="preserve">Pre_Public_Pilot_Hardening_2026-06-04.md</w:t>
+      </w:r>
+      <w:r>
+        <w:t xml:space="preserve"> </w:t>
+      </w:r>
+      <w:r>
+        <w:t xml:space="preserve">— Part A copy-resistance/IP (matching engine confirmed server-side; rate-limit/bot-protect public surfaces; anti-scrape ToS + trademark + trade-secret) and Part B data-security (RLS layer verified strong; fix the HTTP edge — security headers/CSP + rate limiting — plus the</w:t>
+      </w:r>
+      <w:r>
+        <w:t xml:space="preserve"> </w:t>
+      </w:r>
+      <w:r>
+        <w:rPr>
+          <w:rStyle w:val="VerbatimChar"/>
+        </w:rPr>
+        <w:t xml:space="preserve">SETNAYAN_DEMO_MODE</w:t>
+      </w:r>
+      <w:r>
+        <w:t xml:space="preserve"> </w:t>
+      </w:r>
+      <w:r>
+        <w:t xml:space="preserve">prod foot-gun, RA 10173 hard-delete/breach-runbook, and PII-in-logs scrubbing). The closed 2026-06-01 pilot does not need it; the public announcement does.</w:t>
+      </w:r>
+    </w:p>
+    <w:p>
       <w:r>
         <w:pict>
           <v:rect style="width:0;height:1.5pt" o:hralign="center" o:hrstd="t" o:hr="t"/>
